--- a/data/outputs/v2/General_Science/SS1.4_Transport_in_Plants/General_Science_Transport_in_Plants_SummaryTable.docx
+++ b/data/outputs/v2/General_Science/SS1.4_Transport_in_Plants/General_Science_Transport_in_Plants_SummaryTable.docx
@@ -38,6 +38,177 @@
           <w:szCs w:val="22"/>
         </w:rPr>
         <w:t xml:space="preserve">Sub-Strand 1.4: Transport in Plants — Teacher Reference (Pre-filled)</w:t>
+      </w:r>
+    </w:p>
+    <w:p>
+      <w:pPr>
+        <w:spacing w:after="80" w:before="120"/>
+      </w:pPr>
+      <w:r>
+        <w:rPr>
+          <w:rFonts w:ascii="Arial" w:cs="Arial" w:eastAsia="Arial" w:hAnsi="Arial"/>
+          <w:b/>
+          <w:bCs/>
+          <w:color w:val="1F3864"/>
+          <w:sz w:val="20"/>
+          <w:szCs w:val="20"/>
+        </w:rPr>
+        <w:t xml:space="preserve">ATTRIBUTION AND LICENSING</w:t>
+      </w:r>
+    </w:p>
+    <w:p>
+      <w:pPr>
+        <w:spacing w:after="60" w:before="0"/>
+      </w:pPr>
+      <w:r>
+        <w:rPr>
+          <w:rFonts w:ascii="Arial" w:cs="Arial" w:eastAsia="Arial" w:hAnsi="Arial"/>
+          <w:b/>
+          <w:bCs/>
+          <w:sz w:val="17"/>
+          <w:szCs w:val="17"/>
+        </w:rPr>
+        <w:t xml:space="preserve">Curriculum Alignment: </w:t>
+      </w:r>
+      <w:r>
+        <w:rPr>
+          <w:rFonts w:ascii="Arial" w:cs="Arial" w:eastAsia="Arial" w:hAnsi="Arial"/>
+          <w:sz w:val="17"/>
+          <w:szCs w:val="17"/>
+        </w:rPr>
+        <w:t xml:space="preserve">Structured in pedagogical alignment with the competence-based curriculum format and learning outcomes established by the Kenya Institute of Curriculum Development (KICD). This material is independently developed and is not officially endorsed or published by KICD.</w:t>
+      </w:r>
+    </w:p>
+    <w:p>
+      <w:pPr>
+        <w:spacing w:after="60" w:before="0"/>
+      </w:pPr>
+      <w:r>
+        <w:rPr>
+          <w:rFonts w:ascii="Arial" w:cs="Arial" w:eastAsia="Arial" w:hAnsi="Arial"/>
+          <w:b/>
+          <w:bCs/>
+          <w:sz w:val="17"/>
+          <w:szCs w:val="17"/>
+        </w:rPr>
+        <w:t xml:space="preserve">Content &amp; Pedagogy: </w:t>
+      </w:r>
+      <w:r>
+        <w:rPr>
+          <w:rFonts w:ascii="Arial" w:cs="Arial" w:eastAsia="Arial" w:hAnsi="Arial"/>
+          <w:sz w:val="17"/>
+          <w:szCs w:val="17"/>
+        </w:rPr>
+        <w:t xml:space="preserve">Developed and adapted by the educator team at SeaVuria (registered 501(c)(3) in the United States and registered NGO in Kenya, No. 872-850A-BF11), who designed the pedagogical framework, lesson templates and exemplar lessons on which this material is based.</w:t>
+      </w:r>
+    </w:p>
+    <w:p>
+      <w:pPr>
+        <w:spacing w:after="60" w:before="0"/>
+      </w:pPr>
+      <w:r>
+        <w:rPr>
+          <w:rFonts w:ascii="Arial" w:cs="Arial" w:eastAsia="Arial" w:hAnsi="Arial"/>
+          <w:b/>
+          <w:bCs/>
+          <w:sz w:val="17"/>
+          <w:szCs w:val="17"/>
+        </w:rPr>
+        <w:t xml:space="preserve">Production &amp; Layout: </w:t>
+      </w:r>
+      <w:r>
+        <w:rPr>
+          <w:rFonts w:ascii="Arial" w:cs="Arial" w:eastAsia="Arial" w:hAnsi="Arial"/>
+          <w:sz w:val="17"/>
+          <w:szCs w:val="17"/>
+        </w:rPr>
+        <w:t xml:space="preserve">Educational design and curriculum sequencing by SeaVuria. Technical layout, structural formatting, and digital optimization/implementation executed in partnership with ARES Education (registered 501(c)(3) in the United States and Canada (as Afretech Aid) and registered NGO in Kenya), with lesson drafting and compilation assisted by AI (Claude, Anthropic).</w:t>
+      </w:r>
+    </w:p>
+    <w:p>
+      <w:pPr>
+        <w:pBdr>
+          <w:bottom w:val="single" w:color="1F3864" w:sz="6" w:space="6"/>
+        </w:pBdr>
+        <w:spacing w:after="60" w:before="0"/>
+      </w:pPr>
+      <w:r>
+        <w:rPr>
+          <w:rFonts w:ascii="Arial" w:cs="Arial" w:eastAsia="Arial" w:hAnsi="Arial"/>
+          <w:b/>
+          <w:bCs/>
+          <w:sz w:val="17"/>
+          <w:szCs w:val="17"/>
+        </w:rPr>
+        <w:t xml:space="preserve">Licensing &amp; Copyright: </w:t>
+      </w:r>
+      <w:r>
+        <w:rPr>
+          <w:rFonts w:ascii="Arial" w:cs="Arial" w:eastAsia="Arial" w:hAnsi="Arial"/>
+          <w:sz w:val="17"/>
+          <w:szCs w:val="17"/>
+        </w:rPr>
+        <w:t xml:space="preserve">© 2026 SeaVuria and ARES. This work is licensed under a </w:t>
+      </w:r>
+      <w:hyperlink w:history="1" r:id="rIdj_ojy7ylhiweijhen0id9">
+        <w:r>
+          <w:rPr>
+            <w:rFonts w:ascii="Arial" w:cs="Arial" w:eastAsia="Arial" w:hAnsi="Arial"/>
+            <w:color w:val="1F6B75"/>
+            <w:sz w:val="17"/>
+            <w:szCs w:val="17"/>
+            <w:u w:val="single" w:color="1F6B75"/>
+          </w:rPr>
+          <w:t xml:space="preserve">Creative Commons Attribution-NonCommercial 4.0 International License</w:t>
+        </w:r>
+      </w:hyperlink>
+      <w:r>
+        <w:rPr>
+          <w:rFonts w:ascii="Arial" w:cs="Arial" w:eastAsia="Arial" w:hAnsi="Arial"/>
+          <w:sz w:val="17"/>
+          <w:szCs w:val="17"/>
+        </w:rPr>
+        <w:t xml:space="preserve"> (</w:t>
+      </w:r>
+      <w:hyperlink w:history="1" r:id="rId3h5jvog4chzchchxmm1js">
+        <w:r>
+          <w:rPr>
+            <w:rFonts w:ascii="Arial" w:cs="Arial" w:eastAsia="Arial" w:hAnsi="Arial"/>
+            <w:color w:val="1F6B75"/>
+            <w:sz w:val="17"/>
+            <w:szCs w:val="17"/>
+            <w:u w:val="single" w:color="1F6B75"/>
+          </w:rPr>
+          <w:t xml:space="preserve">CC BY-NC 4.0</w:t>
+        </w:r>
+      </w:hyperlink>
+      <w:r>
+        <w:rPr>
+          <w:rFonts w:ascii="Arial" w:cs="Arial" w:eastAsia="Arial" w:hAnsi="Arial"/>
+          <w:sz w:val="17"/>
+          <w:szCs w:val="17"/>
+        </w:rPr>
+        <w:t xml:space="preserve">). To view a copy of this license, visit </w:t>
+      </w:r>
+      <w:hyperlink w:history="1" r:id="rId7cyddlyirjz-zywoqxa5v">
+        <w:r>
+          <w:rPr>
+            <w:rFonts w:ascii="Arial" w:cs="Arial" w:eastAsia="Arial" w:hAnsi="Arial"/>
+            <w:color w:val="1F6B75"/>
+            <w:sz w:val="17"/>
+            <w:szCs w:val="17"/>
+            <w:u w:val="single" w:color="1F6B75"/>
+          </w:rPr>
+          <w:t xml:space="preserve">https://creativecommons.org/licenses/by-nc/4.0/</w:t>
+        </w:r>
+      </w:hyperlink>
+      <w:r>
+        <w:rPr>
+          <w:rFonts w:ascii="Arial" w:cs="Arial" w:eastAsia="Arial" w:hAnsi="Arial"/>
+          <w:sz w:val="17"/>
+          <w:szCs w:val="17"/>
+        </w:rPr>
+        <w:t xml:space="preserve">. You are free to copy, redistribute, and adapt this material in any medium or format, provided appropriate credit is given and the material is not used for commercial purposes. KICD learning outcomes and curriculum designations reproduced here for alignment purposes remain the property of KICD and are not covered by this license. Linked external resources (e.g. CK-12, Khan Academy, PhET) are subject to their own licenses.</w:t>
       </w:r>
     </w:p>
     <w:p>

--- a/data/outputs/v2/General_Science/SS1.4_Transport_in_Plants/General_Science_Transport_in_Plants_SummaryTable.docx
+++ b/data/outputs/v2/General_Science/SS1.4_Transport_in_Plants/General_Science_Transport_in_Plants_SummaryTable.docx
@@ -38,177 +38,6 @@
           <w:szCs w:val="22"/>
         </w:rPr>
         <w:t xml:space="preserve">Sub-Strand 1.4: Transport in Plants — Teacher Reference (Pre-filled)</w:t>
-      </w:r>
-    </w:p>
-    <w:p>
-      <w:pPr>
-        <w:spacing w:after="80" w:before="120"/>
-      </w:pPr>
-      <w:r>
-        <w:rPr>
-          <w:rFonts w:ascii="Arial" w:cs="Arial" w:eastAsia="Arial" w:hAnsi="Arial"/>
-          <w:b/>
-          <w:bCs/>
-          <w:color w:val="1F3864"/>
-          <w:sz w:val="20"/>
-          <w:szCs w:val="20"/>
-        </w:rPr>
-        <w:t xml:space="preserve">ATTRIBUTION AND LICENSING</w:t>
-      </w:r>
-    </w:p>
-    <w:p>
-      <w:pPr>
-        <w:spacing w:after="60" w:before="0"/>
-      </w:pPr>
-      <w:r>
-        <w:rPr>
-          <w:rFonts w:ascii="Arial" w:cs="Arial" w:eastAsia="Arial" w:hAnsi="Arial"/>
-          <w:b/>
-          <w:bCs/>
-          <w:sz w:val="17"/>
-          <w:szCs w:val="17"/>
-        </w:rPr>
-        <w:t xml:space="preserve">Curriculum Alignment: </w:t>
-      </w:r>
-      <w:r>
-        <w:rPr>
-          <w:rFonts w:ascii="Arial" w:cs="Arial" w:eastAsia="Arial" w:hAnsi="Arial"/>
-          <w:sz w:val="17"/>
-          <w:szCs w:val="17"/>
-        </w:rPr>
-        <w:t xml:space="preserve">Structured in pedagogical alignment with the competence-based curriculum format and learning outcomes established by the Kenya Institute of Curriculum Development (KICD). This material is independently developed and is not officially endorsed or published by KICD.</w:t>
-      </w:r>
-    </w:p>
-    <w:p>
-      <w:pPr>
-        <w:spacing w:after="60" w:before="0"/>
-      </w:pPr>
-      <w:r>
-        <w:rPr>
-          <w:rFonts w:ascii="Arial" w:cs="Arial" w:eastAsia="Arial" w:hAnsi="Arial"/>
-          <w:b/>
-          <w:bCs/>
-          <w:sz w:val="17"/>
-          <w:szCs w:val="17"/>
-        </w:rPr>
-        <w:t xml:space="preserve">Content &amp; Pedagogy: </w:t>
-      </w:r>
-      <w:r>
-        <w:rPr>
-          <w:rFonts w:ascii="Arial" w:cs="Arial" w:eastAsia="Arial" w:hAnsi="Arial"/>
-          <w:sz w:val="17"/>
-          <w:szCs w:val="17"/>
-        </w:rPr>
-        <w:t xml:space="preserve">Developed and adapted by the educator team at SeaVuria (registered 501(c)(3) in the United States and registered NGO in Kenya, No. 872-850A-BF11), who designed the pedagogical framework, lesson templates and exemplar lessons on which this material is based.</w:t>
-      </w:r>
-    </w:p>
-    <w:p>
-      <w:pPr>
-        <w:spacing w:after="60" w:before="0"/>
-      </w:pPr>
-      <w:r>
-        <w:rPr>
-          <w:rFonts w:ascii="Arial" w:cs="Arial" w:eastAsia="Arial" w:hAnsi="Arial"/>
-          <w:b/>
-          <w:bCs/>
-          <w:sz w:val="17"/>
-          <w:szCs w:val="17"/>
-        </w:rPr>
-        <w:t xml:space="preserve">Production &amp; Layout: </w:t>
-      </w:r>
-      <w:r>
-        <w:rPr>
-          <w:rFonts w:ascii="Arial" w:cs="Arial" w:eastAsia="Arial" w:hAnsi="Arial"/>
-          <w:sz w:val="17"/>
-          <w:szCs w:val="17"/>
-        </w:rPr>
-        <w:t xml:space="preserve">Educational design and curriculum sequencing by SeaVuria. Technical layout, structural formatting, and digital optimization/implementation executed in partnership with ARES Education (registered 501(c)(3) in the United States and Canada (as Afretech Aid) and registered NGO in Kenya), with lesson drafting and compilation assisted by AI (Claude, Anthropic).</w:t>
-      </w:r>
-    </w:p>
-    <w:p>
-      <w:pPr>
-        <w:pBdr>
-          <w:bottom w:val="single" w:color="1F3864" w:sz="6" w:space="6"/>
-        </w:pBdr>
-        <w:spacing w:after="60" w:before="0"/>
-      </w:pPr>
-      <w:r>
-        <w:rPr>
-          <w:rFonts w:ascii="Arial" w:cs="Arial" w:eastAsia="Arial" w:hAnsi="Arial"/>
-          <w:b/>
-          <w:bCs/>
-          <w:sz w:val="17"/>
-          <w:szCs w:val="17"/>
-        </w:rPr>
-        <w:t xml:space="preserve">Licensing &amp; Copyright: </w:t>
-      </w:r>
-      <w:r>
-        <w:rPr>
-          <w:rFonts w:ascii="Arial" w:cs="Arial" w:eastAsia="Arial" w:hAnsi="Arial"/>
-          <w:sz w:val="17"/>
-          <w:szCs w:val="17"/>
-        </w:rPr>
-        <w:t xml:space="preserve">© 2026 SeaVuria and ARES. This work is licensed under a </w:t>
-      </w:r>
-      <w:hyperlink w:history="1" r:id="rIdj_ojy7ylhiweijhen0id9">
-        <w:r>
-          <w:rPr>
-            <w:rFonts w:ascii="Arial" w:cs="Arial" w:eastAsia="Arial" w:hAnsi="Arial"/>
-            <w:color w:val="1F6B75"/>
-            <w:sz w:val="17"/>
-            <w:szCs w:val="17"/>
-            <w:u w:val="single" w:color="1F6B75"/>
-          </w:rPr>
-          <w:t xml:space="preserve">Creative Commons Attribution-NonCommercial 4.0 International License</w:t>
-        </w:r>
-      </w:hyperlink>
-      <w:r>
-        <w:rPr>
-          <w:rFonts w:ascii="Arial" w:cs="Arial" w:eastAsia="Arial" w:hAnsi="Arial"/>
-          <w:sz w:val="17"/>
-          <w:szCs w:val="17"/>
-        </w:rPr>
-        <w:t xml:space="preserve"> (</w:t>
-      </w:r>
-      <w:hyperlink w:history="1" r:id="rId3h5jvog4chzchchxmm1js">
-        <w:r>
-          <w:rPr>
-            <w:rFonts w:ascii="Arial" w:cs="Arial" w:eastAsia="Arial" w:hAnsi="Arial"/>
-            <w:color w:val="1F6B75"/>
-            <w:sz w:val="17"/>
-            <w:szCs w:val="17"/>
-            <w:u w:val="single" w:color="1F6B75"/>
-          </w:rPr>
-          <w:t xml:space="preserve">CC BY-NC 4.0</w:t>
-        </w:r>
-      </w:hyperlink>
-      <w:r>
-        <w:rPr>
-          <w:rFonts w:ascii="Arial" w:cs="Arial" w:eastAsia="Arial" w:hAnsi="Arial"/>
-          <w:sz w:val="17"/>
-          <w:szCs w:val="17"/>
-        </w:rPr>
-        <w:t xml:space="preserve">). To view a copy of this license, visit </w:t>
-      </w:r>
-      <w:hyperlink w:history="1" r:id="rId7cyddlyirjz-zywoqxa5v">
-        <w:r>
-          <w:rPr>
-            <w:rFonts w:ascii="Arial" w:cs="Arial" w:eastAsia="Arial" w:hAnsi="Arial"/>
-            <w:color w:val="1F6B75"/>
-            <w:sz w:val="17"/>
-            <w:szCs w:val="17"/>
-            <w:u w:val="single" w:color="1F6B75"/>
-          </w:rPr>
-          <w:t xml:space="preserve">https://creativecommons.org/licenses/by-nc/4.0/</w:t>
-        </w:r>
-      </w:hyperlink>
-      <w:r>
-        <w:rPr>
-          <w:rFonts w:ascii="Arial" w:cs="Arial" w:eastAsia="Arial" w:hAnsi="Arial"/>
-          <w:sz w:val="17"/>
-          <w:szCs w:val="17"/>
-        </w:rPr>
-        <w:t xml:space="preserve">. You are free to copy, redistribute, and adapt this material in any medium or format, provided appropriate credit is given and the material is not used for commercial purposes. KICD learning outcomes and curriculum designations reproduced here for alignment purposes remain the property of KICD and are not covered by this license. Linked external resources (e.g. CK-12, Khan Academy, PhET) are subject to their own licenses.</w:t>
       </w:r>
     </w:p>
     <w:p>
@@ -1848,6 +1677,185 @@
         </w:tc>
       </w:tr>
     </w:tbl>
+    <w:p>
+      <w:pPr>
+        <w:spacing w:after="120"/>
+      </w:pPr>
+      <w:r>
+        <w:t xml:space="preserve"/>
+      </w:r>
+    </w:p>
+    <w:p>
+      <w:pPr>
+        <w:spacing w:after="80" w:before="120"/>
+      </w:pPr>
+      <w:r>
+        <w:rPr>
+          <w:rFonts w:ascii="Arial" w:cs="Arial" w:eastAsia="Arial" w:hAnsi="Arial"/>
+          <w:b/>
+          <w:bCs/>
+          <w:color w:val="1F3864"/>
+          <w:sz w:val="20"/>
+          <w:szCs w:val="20"/>
+        </w:rPr>
+        <w:t xml:space="preserve">ATTRIBUTION AND LICENSING</w:t>
+      </w:r>
+    </w:p>
+    <w:p>
+      <w:pPr>
+        <w:spacing w:after="60" w:before="0"/>
+      </w:pPr>
+      <w:r>
+        <w:rPr>
+          <w:rFonts w:ascii="Arial" w:cs="Arial" w:eastAsia="Arial" w:hAnsi="Arial"/>
+          <w:b/>
+          <w:bCs/>
+          <w:sz w:val="17"/>
+          <w:szCs w:val="17"/>
+        </w:rPr>
+        <w:t xml:space="preserve">Curriculum Alignment: </w:t>
+      </w:r>
+      <w:r>
+        <w:rPr>
+          <w:rFonts w:ascii="Arial" w:cs="Arial" w:eastAsia="Arial" w:hAnsi="Arial"/>
+          <w:sz w:val="17"/>
+          <w:szCs w:val="17"/>
+        </w:rPr>
+        <w:t xml:space="preserve">Structured in pedagogical alignment with the competence-based curriculum format and learning outcomes established by the Kenya Institute of Curriculum Development (KICD). This material is independently developed and is not officially endorsed or published by KICD.</w:t>
+      </w:r>
+    </w:p>
+    <w:p>
+      <w:pPr>
+        <w:spacing w:after="60" w:before="0"/>
+      </w:pPr>
+      <w:r>
+        <w:rPr>
+          <w:rFonts w:ascii="Arial" w:cs="Arial" w:eastAsia="Arial" w:hAnsi="Arial"/>
+          <w:b/>
+          <w:bCs/>
+          <w:sz w:val="17"/>
+          <w:szCs w:val="17"/>
+        </w:rPr>
+        <w:t xml:space="preserve">Content &amp; Pedagogy: </w:t>
+      </w:r>
+      <w:r>
+        <w:rPr>
+          <w:rFonts w:ascii="Arial" w:cs="Arial" w:eastAsia="Arial" w:hAnsi="Arial"/>
+          <w:sz w:val="17"/>
+          <w:szCs w:val="17"/>
+        </w:rPr>
+        <w:t xml:space="preserve">Developed and adapted by the educator team at SeaVuria (registered 501(c)(3) in the United States and registered NGO in Kenya, No. 872-850A-BF11), who designed the pedagogical framework, lesson templates and exemplar lessons on which this material is based.</w:t>
+      </w:r>
+    </w:p>
+    <w:p>
+      <w:pPr>
+        <w:spacing w:after="60" w:before="0"/>
+      </w:pPr>
+      <w:r>
+        <w:rPr>
+          <w:rFonts w:ascii="Arial" w:cs="Arial" w:eastAsia="Arial" w:hAnsi="Arial"/>
+          <w:b/>
+          <w:bCs/>
+          <w:sz w:val="17"/>
+          <w:szCs w:val="17"/>
+        </w:rPr>
+        <w:t xml:space="preserve">Production &amp; Layout: </w:t>
+      </w:r>
+      <w:r>
+        <w:rPr>
+          <w:rFonts w:ascii="Arial" w:cs="Arial" w:eastAsia="Arial" w:hAnsi="Arial"/>
+          <w:sz w:val="17"/>
+          <w:szCs w:val="17"/>
+        </w:rPr>
+        <w:t xml:space="preserve">Educational design and curriculum sequencing by SeaVuria. Technical layout, structural formatting, and digital optimization/implementation executed in partnership with ARES Education (registered 501(c)(3) in the United States and Canada (as Afretech Aid) and registered NGO in Kenya), with lesson drafting and compilation assisted by AI (Claude, Anthropic).</w:t>
+      </w:r>
+    </w:p>
+    <w:p>
+      <w:pPr>
+        <w:pBdr>
+          <w:bottom w:val="single" w:color="1F3864" w:sz="6" w:space="6"/>
+        </w:pBdr>
+        <w:spacing w:after="60" w:before="0"/>
+      </w:pPr>
+      <w:r>
+        <w:rPr>
+          <w:rFonts w:ascii="Arial" w:cs="Arial" w:eastAsia="Arial" w:hAnsi="Arial"/>
+          <w:b/>
+          <w:bCs/>
+          <w:sz w:val="17"/>
+          <w:szCs w:val="17"/>
+        </w:rPr>
+        <w:t xml:space="preserve">Licensing &amp; Copyright: </w:t>
+      </w:r>
+      <w:r>
+        <w:rPr>
+          <w:rFonts w:ascii="Arial" w:cs="Arial" w:eastAsia="Arial" w:hAnsi="Arial"/>
+          <w:sz w:val="17"/>
+          <w:szCs w:val="17"/>
+        </w:rPr>
+        <w:t xml:space="preserve">© 2026 SeaVuria and ARES. This work is licensed under a </w:t>
+      </w:r>
+      <w:hyperlink w:history="1" r:id="rId9vipjyehl7-tig3geynym">
+        <w:r>
+          <w:rPr>
+            <w:rFonts w:ascii="Arial" w:cs="Arial" w:eastAsia="Arial" w:hAnsi="Arial"/>
+            <w:color w:val="1F6B75"/>
+            <w:sz w:val="17"/>
+            <w:szCs w:val="17"/>
+            <w:u w:val="single" w:color="1F6B75"/>
+          </w:rPr>
+          <w:t xml:space="preserve">Creative Commons Attribution-NonCommercial 4.0 International License</w:t>
+        </w:r>
+      </w:hyperlink>
+      <w:r>
+        <w:rPr>
+          <w:rFonts w:ascii="Arial" w:cs="Arial" w:eastAsia="Arial" w:hAnsi="Arial"/>
+          <w:sz w:val="17"/>
+          <w:szCs w:val="17"/>
+        </w:rPr>
+        <w:t xml:space="preserve"> (</w:t>
+      </w:r>
+      <w:hyperlink w:history="1" r:id="rId0xgjdzx4keaxqjosgv_xr">
+        <w:r>
+          <w:rPr>
+            <w:rFonts w:ascii="Arial" w:cs="Arial" w:eastAsia="Arial" w:hAnsi="Arial"/>
+            <w:color w:val="1F6B75"/>
+            <w:sz w:val="17"/>
+            <w:szCs w:val="17"/>
+            <w:u w:val="single" w:color="1F6B75"/>
+          </w:rPr>
+          <w:t xml:space="preserve">CC BY-NC 4.0</w:t>
+        </w:r>
+      </w:hyperlink>
+      <w:r>
+        <w:rPr>
+          <w:rFonts w:ascii="Arial" w:cs="Arial" w:eastAsia="Arial" w:hAnsi="Arial"/>
+          <w:sz w:val="17"/>
+          <w:szCs w:val="17"/>
+        </w:rPr>
+        <w:t xml:space="preserve">). To view a copy of this license, visit </w:t>
+      </w:r>
+      <w:hyperlink w:history="1" r:id="rIdod3crhqbnjsc-u74rjzy1">
+        <w:r>
+          <w:rPr>
+            <w:rFonts w:ascii="Arial" w:cs="Arial" w:eastAsia="Arial" w:hAnsi="Arial"/>
+            <w:color w:val="1F6B75"/>
+            <w:sz w:val="17"/>
+            <w:szCs w:val="17"/>
+            <w:u w:val="single" w:color="1F6B75"/>
+          </w:rPr>
+          <w:t xml:space="preserve">https://creativecommons.org/licenses/by-nc/4.0/</w:t>
+        </w:r>
+      </w:hyperlink>
+      <w:r>
+        <w:rPr>
+          <w:rFonts w:ascii="Arial" w:cs="Arial" w:eastAsia="Arial" w:hAnsi="Arial"/>
+          <w:sz w:val="17"/>
+          <w:szCs w:val="17"/>
+        </w:rPr>
+        <w:t xml:space="preserve">. You are free to copy, redistribute, and adapt this material in any medium or format, provided appropriate credit is given and the material is not used for commercial purposes. KICD learning outcomes and curriculum designations reproduced here for alignment purposes remain the property of KICD and are not covered by this license. Linked external resources (e.g. CK-12, Khan Academy, PhET) are subject to their own licenses.</w:t>
+      </w:r>
+    </w:p>
     <w:sectPr>
       <w:pgSz w:w="15840" w:h="12240" w:orient="landscape"/>
       <w:pgMar w:top="1080" w:right="1080" w:bottom="1080" w:left="1080" w:header="708" w:footer="708" w:gutter="0"/>

--- a/data/outputs/v2/General_Science/SS1.4_Transport_in_Plants/General_Science_Transport_in_Plants_SummaryTable.docx
+++ b/data/outputs/v2/General_Science/SS1.4_Transport_in_Plants/General_Science_Transport_in_Plants_SummaryTable.docx
@@ -564,7 +564,7 @@
                 <w:sz w:val="18"/>
                 <w:szCs w:val="18"/>
               </w:rPr>
-              <w:t xml:space="preserve">Students observe two phenomena: (1) a white-flowered plant (or celery stalk) placed in red-dyed water develops distinct red streaks only in specific channels of the stem and petals — not uniformly throughout the tissue; (2) a sealed, clear polythene bag placed over a leafy maize shoot accumulates visible water droplets on its inner surface within 20–30 minutes, even in a dry classroom. Teachers should cold-call at least 4 students to describe exactly where the red colour appears and where the water droplets come from before moving on.</w:t>
+              <w:t xml:space="preserve">A maize seedling from the Kisumu school garden with its roots in red-dyed water: after 30 minutes, a cross-sectional cut revealed vivid red rings only in specific dot-shaped woody regions of the stem — the outer green tissue and central pith remained completely white. Simultaneously, water droplets formed on the inside of a sealed polythene bag around a sweet potato cutting placed in afternoon sun, even though no liquid water had been added to the bag.</w:t>
             </w:r>
           </w:p>
         </w:tc>
@@ -596,7 +596,7 @@
                 <w:sz w:val="18"/>
                 <w:szCs w:val="18"/>
               </w:rPr>
-              <w:t xml:space="preserve">Students learn that water does NOT move randomly through the entire stem — it travels through specific, distinct channels (later identified as xylem vessels). They also learn that living leaves continuously release water vapour into the surrounding air — a process they will later name transpiration. Both observations anchor the unit's driving question: something is actively moving water from soil to leaf and then releasing it.</w:t>
+              <w:t xml:space="preserve">Water does not move randomly through the entire stem — it travels through specific, distinct channels. The leaves of a plant release water vapour even when the plant appears dry on the outside. These two observations together suggest that plants actively move water in a directed pathway from roots to leaves, and that water exits the plant through the leaves in a form we cannot see until it condenses.</w:t>
             </w:r>
           </w:p>
         </w:tc>
@@ -628,7 +628,7 @@
                 <w:sz w:val="18"/>
                 <w:szCs w:val="18"/>
               </w:rPr>
-              <w:t xml:space="preserve">The red dye is carried exclusively through xylem vessels — narrow, continuous tubes that run from root to stem to leaf veins. Because xylem is the only pathway for upward water movement, the dye colours only those channels. The water droplets inside the polythene bag come from water vapour escaping through tiny pores (stomata) on the leaf surface; the bag traps the vapour, which then condenses. Pedagogical note: Do NOT fully name or explain osmosis, xylem, or transpiration here — preserve those revelations for Lessons 2–5. Redirect student over-explanations back to the DQB as open questions.</w:t>
+              <w:t xml:space="preserve">No full explanation yet — this lesson opens the inquiry. Learners have generated initial models and posted their questions on the Driving Question Board. The key questions to be resolved across the sub-strand are: What are those ring-shaped channels and how do they pull water upward against gravity? Why does the plant release water through its leaves even when it needs water to survive? These questions will be answered through the laboratory and observation activities in Lessons 2–5.</w:t>
             </w:r>
           </w:p>
         </w:tc>
@@ -713,7 +713,7 @@
                 <w:sz w:val="18"/>
                 <w:szCs w:val="18"/>
               </w:rPr>
-              <w:t xml:space="preserve">Students examine prepared slides or high-quality diagrams of (1) a longitudinal section of a maize root tip showing root hair cells projecting into soil spaces, and (2) a cross-section of a maize stem showing the distinct vascular bundles containing xylem and phloem. Teachers direct students to measure (with a ruler on the diagram) the relative length of a root hair cell versus a normal epidermal cell, and to count the number of vascular bundles visible in the cross-section. A capillary rise demonstration — thin glass tubes of varying diameters placed in coloured water — is observed alongside, with students recording the height water reaches in each tube.</w:t>
+              <w:t xml:space="preserve">Photomicrographs of root hair cells and transverse sections of root and stem showing xylem and phloem; a live capillary-tube demonstration using red food dye showing water rising higher in narrower tubes; six gallery-walk diagrams showing cell structures and molecular forces.</w:t>
             </w:r>
           </w:p>
         </w:tc>
@@ -745,7 +745,7 @@
                 <w:sz w:val="18"/>
                 <w:szCs w:val="18"/>
               </w:rPr>
-              <w:t xml:space="preserve">Students learn that root hair cells have a greatly extended surface area (the hair projection increases contact with soil water by up to 600%) that maximises water absorption from the soil. Xylem vessels are narrow, hollow, dead cells with lignified walls arranged end-to-end, forming continuous tubes ideal for water transport. Phloem cells are living and transport dissolved sugars. Capillary action — the tendency of water to rise in narrow tubes due to adhesion and cohesion — is one physical force that assists water movement up the xylem.</w:t>
+              <w:t xml:space="preserve">Root hair cells have a large surface area that maximises water absorption from the soil. Xylem vessels are narrow, hollow, dead cells arranged in rings or bundles in the stem — these are the channels the red dye travels through in the phenomenon. Phloem is distinct from xylem and carries dissolved sugars. Adhesion (water sticking to xylem walls) and cohesion (water molecules sticking to each other) are the physical forces that help water rise in narrow tubes — just as water rises higher in a narrower capillary tube.</w:t>
             </w:r>
           </w:p>
         </w:tc>
@@ -777,7 +777,7 @@
                 <w:sz w:val="18"/>
                 <w:szCs w:val="18"/>
               </w:rPr>
-              <w:t xml:space="preserve">The elongated shape of root hair cells is a structural adaptation: greater surface area means more membrane available for water and ion uptake per unit of root length. Xylem vessels are dead at maturity because their end walls break down, creating an unobstructed hollow column; lignin reinforcement prevents the tube from collapsing under tension. The capillary demonstration explains why narrower xylem vessels (as in small herbaceous plants) can draw water higher — the same principle used in the thin wicks of a kerosene lamp common in rural Kenyan homes. Pedagogical note: Explicitly connect the xylem channels seen here back to the red-dye streaks from Lesson 1 — ask: 'Which structure did the dye travel through?' Allow 30 seconds wait time before cold-calling.</w:t>
+              <w:t xml:space="preserve">The red-stained rings in the cross-sectionally cut maize stem from Kisumu are xylem vessels — not phloem or any other tissue. Water is able to enter these narrow vessels partly because of adhesive and cohesive forces, analogous to the capillary rise seen in the demonstration. Root hair cells increase the surface area available for water absorption from the soil. These structural observations begin to explain how water moves upward against gravity, though the full mechanism (cohesion-tension theory, transpiration pull) will be established in Lesson 3.</w:t>
             </w:r>
           </w:p>
         </w:tc>
@@ -862,7 +862,7 @@
                 <w:sz w:val="18"/>
                 <w:szCs w:val="18"/>
               </w:rPr>
-              <w:t xml:space="preserve">Students conduct or observe two demonstrations: (1) Osmosis — a raw potato or maize grain cylinder is placed in dilute salt water vs. plain water; students record mass/length changes after 20 minutes, noting that the cylinder in plain water swells and the one in salt water shrinks. (2) Root pressure — a freshly cut maize stem stump (or a potted plant with the shoot removed) is observed to slowly exude water droplets from the cut surface over several minutes, even without any pulling force from leaves above. Teachers should ask students to predict outcomes BEFORE each observation, recording predictions on the DQB.</w:t>
+              <w:t xml:space="preserve">In Lesson 1 we observed that red food dye placed in a beaker of water entered the roots of a freshly uprooted maize seedling from our Kisumu school garden and moved upward, appearing as vivid red rings only inside the xylem tissue when the stem was cut cross-sectionally. In Lesson 2 we identified the xylem and phloem as the transport channels. In today's lesson we examined diagrams and research resources showing root hair cells in contact with soil water, and we observed that the cell sap inside the root hair cell vacuole is more concentrated (lower water potential) than the water in the surrounding soil.</w:t>
             </w:r>
           </w:p>
         </w:tc>
@@ -894,7 +894,7 @@
                 <w:sz w:val="18"/>
                 <w:szCs w:val="18"/>
               </w:rPr>
-              <w:t xml:space="preserve">Students learn that water enters root hair cells by OSMOSIS — it moves from a region of higher water potential (dilute soil water) to a region of lower water potential (concentrated cell sap) across a semi-permeable membrane, requiring NO energy. Mineral salts (e.g., nitrates and phosphates vital for maize growing in Rift Valley soils) are absorbed by ACTIVE TRANSPORT — a process that requires ATP energy from the cell and moves ions against their concentration gradient. Root pressure is the positive pressure generated in the xylem by continuous osmotic water entry at the roots, which can push water upward even in the absence of transpiration.</w:t>
+              <w:t xml:space="preserve">Water enters root hair cells by OSMOSIS — it moves from a region of higher water potential (dilute soil water) to a region of lower water potential (concentrated cell sap) across the semi-permeable cell membrane. Mineral salts such as phosphate ions from DAP fertiliser and ammonium ions from CAN or Urea cannot enter by osmosis; they are absorbed by ACTIVE TRANSPORT — protein carrier molecules in the cell membrane use ATP energy to pump ions against their concentration gradient into the root hair cell. As water and mineral ions accumulate in the root cells and pass inward through the cortex to the xylem, they create a hydrostatic pressure called ROOT PRESSURE, which pushes water upward into and through the xylem vessels. This is why the red dye in our phenomenon moved upward against gravity. Over-application of fertiliser increases solute concentration in the soil, reversing the water potential gradient and causing water to leave the root cells (plasmolysis), which is why sukuma wiki or maize can wilt after excess fertiliser is applied.</w:t>
             </w:r>
           </w:p>
         </w:tc>
@@ -926,7 +926,7 @@
                 <w:sz w:val="18"/>
                 <w:szCs w:val="18"/>
               </w:rPr>
-              <w:t xml:space="preserve">Osmosis is a special case of diffusion involving water molecules only, across a selectively permeable membrane, down a water potential gradient. The potato/maize cylinder results mirror what happens in root hair cells: when soil water is more dilute than cell sap, water enters by osmosis, creating turgor pressure. Active transport explains how mineral ions that are already more concentrated inside the root than in soil water can still be absorbed — the cell expends metabolic energy (from cellular respiration) to pump them in via carrier proteins. Root pressure, while insufficient alone to push water to the top of a tall maize plant, contributes to the overall driving force. Pedagogical note: Reinforce the distinction between osmosis (passive, no energy) and active transport (energy-dependent) using a local analogy — water flowing downhill (osmosis) vs. a porter carrying goods uphill to Kericho market (active transport).</w:t>
+              <w:t xml:space="preserve">The red dye entered the maize root and rose through the xylem because: (1) osmosis drove water molecules from the relatively dilute soil water into the more concentrated root hair cell vacuole across the semi-permeable membrane; (2) active transport used ATP to pump mineral ions such as phosphate (from DAP) into the root cells against their concentration gradient, further lowering water potential and sustaining the osmotic gradient; and (3) the accumulation of water in the xylem generated root pressure — a hydrostatic push that propelled the dye-coloured water upward through the xylem channels, which is why only the xylem rings (not the phloem or pith) turned red. Our model now explains the ROOT END of the journey. However, root pressure alone may not be sufficient to lift water to the topmost leaves of a two-metre maize plant — this is the unresolved question we carry into Lesson 4.</w:t>
             </w:r>
           </w:p>
         </w:tc>
@@ -1011,7 +1011,7 @@
                 <w:sz w:val="18"/>
                 <w:szCs w:val="18"/>
               </w:rPr>
-              <w:t xml:space="preserve">Students observe a ring-barking (girdling) demonstration or photograph: a maize or tree stem from which a complete ring of bark (phloem-containing) has been removed. Students note that after several days, a swelling of tissue appears immediately ABOVE the cut ring but not below it. A second observation uses a sugar solution placed on a leaf surface — a few hours later, aphids (or a simulated aphid feeding model) are found clustered on the phloem of that stem section, confirming sugar is moving in the phloem. Teachers cold-call 3 students: 'What does the swelling above the ring tell us about the direction sugar moves?'</w:t>
+              <w:t xml:space="preserve">We observed a ring-barked (girdled) bean or sweet-potato stem where a band of outer tissue (phloem) was removed: tissue swelled and accumulated just ABOVE the cut but not below. We also analysed Evidence Cards showing sieve tubes, companion cells, and aphid stylet experiments confirming sugary sap flows under pressure through phloem.</w:t>
             </w:r>
           </w:p>
         </w:tc>
@@ -1043,7 +1043,7 @@
                 <w:sz w:val="18"/>
                 <w:szCs w:val="18"/>
               </w:rPr>
-              <w:t xml:space="preserve">Students learn that plants have TWO distinct transport systems: xylem (upward, water and minerals, dead cells, driven by transpiration pull and root pressure) and phloem (bidirectional but primarily downward from leaf to root, dissolved sugars and other organic compounds, living cells). The movement of sugars and other assimilates through phloem is called TRANSLOCATION. The ring-barking result proves that sugar cannot pass the removed bark (phloem) and accumulates above — confirming phloem as the sugar highway. Phloem transport is driven by a pressure-flow mechanism: high sugar concentration at the source (photosynthesising leaf) creates high osmotic pressure; low sugar concentration at the sink (growing root, maize cob) creates low pressure; water follows the sugar, generating bulk flow.</w:t>
+              <w:t xml:space="preserve">Plants have TWO transport systems. Xylem carries water and mineral salts upward from roots to leaves (as shown by the red-dye experiment in Lessons 1–3). Phloem carries sugars and other assimilates by TRANSLOCATION from SOURCE regions (mature photosynthesising leaves) to SINK regions (roots, developing maize cob, young growing leaves) — the direction is always from where sugar is made or stored toward where it is needed. Ring-barking blocks phloem but not xylem, explaining why girdled trees eventually die even though water still reaches their leaves.</w:t>
             </w:r>
           </w:p>
         </w:tc>
@@ -1075,7 +1075,7 @@
                 <w:sz w:val="18"/>
                 <w:szCs w:val="18"/>
               </w:rPr>
-              <w:t xml:space="preserve">The pressure-flow (mass flow) hypothesis explains translocation: sugar loaded into phloem at the source leaf by active transport raises osmotic concentration, drawing water in from adjacent xylem, building up pressure; at the sink, sugar is unloaded (used for respiration or stored as starch in the maize grain), reducing concentration and pressure; the resulting pressure gradient drives bulk flow from source to sink. This is why a developing maize cob — a powerful sink — can receive sugar from leaves metres away. Pedagogical note: Use the analogy of water flowing through an irrigation channel from a high-pressure water tank (source) to a farm plot (sink) — familiar to students in Mwea or Perkerra irrigation schemes. Revisit Lesson 1's DQB: the phloem answers the question of how nutrients (not just water) reach all parts of the plant.</w:t>
+              <w:t xml:space="preserve">The red-stained rings in our Kisumu maize stem cross-section (the anchoring phenomenon) are XYLEM — they carry only water and mineral salts upward. The colourless outer tissue of the vascular bundle is PHLOEM — it carries sugars made by photosynthesis to the rest of the plant by translocation. Together, these two systems explain how the maize plant sustains every living cell: xylem supplies water and minerals for photosynthesis; phloem distributes the glucose produced. The polythene-bag water droplets (transpiration, second part of the phenomenon) will be fully explained in Lesson 5 — that water exits through stomata from the xylem stream.</w:t>
             </w:r>
           </w:p>
         </w:tc>
@@ -1160,7 +1160,7 @@
                 <w:sz w:val="18"/>
                 <w:szCs w:val="18"/>
               </w:rPr>
-              <w:t xml:space="preserve">Students set up a controlled transpiration investigation using potted maize seedlings or leafy shoots (e.g., from a local shrub). Variables tested across groups: (1) control — normal conditions; (2) Vaseline applied to lower leaf surface (blocking stomata); (3) Vaseline applied to upper leaf surface; (4) a fan providing gentle wind; (5) a plastic bag covering the shoot (high humidity). Mass of each pot+plant is recorded at setup (T=0) and again after 30–40 minutes. Students also use a potometer (or a simple syringe-and-ruler setup) to measure the rate of water uptake as a proxy for transpiration rate. Teachers ensure every group records a prediction BEFORE mass measurements.</w:t>
+              <w:t xml:space="preserve">A freshly cut sweet-potato or bean stem was placed in a beaker of water. Different groups changed one factor each: Group A coated leaf undersurfaces with petroleum jelly; Group B directed a fan at the shoot; Group C enclosed the shoot in a sealed clear polythene bag; Group D placed their setup in full Kisumu afternoon sunlight versus shade. Each group recorded the initial water volume at Time = 0.</w:t>
             </w:r>
           </w:p>
         </w:tc>
@@ -1192,7 +1192,7 @@
                 <w:sz w:val="18"/>
                 <w:szCs w:val="18"/>
               </w:rPr>
-              <w:t xml:space="preserve">Students learn that transpiration — the loss of water vapour from plant surfaces, primarily through stomata on the lower leaf surface — can be affected by multiple environmental factors: (1) blocking lower stomata (Vaseline on lower surface) dramatically reduces water loss compared to blocking the upper surface, proving most stomata are on the lower epidermis; (2) increased wind speed increases the transpiration rate by removing the humid boundary layer around the leaf; (3) high humidity (bag) reduces transpiration by decreasing the water vapour concentration gradient between the leaf interior and the air. Students learn to distinguish the independent variable, dependent variable, and controlled variables in their own experimental design.</w:t>
+              <w:t xml:space="preserve">Transpiration — the loss of water vapour from plant surfaces — can be affected by leaf surface conditions (open or blocked stomata), wind speed, surrounding humidity, and light intensity. A fair test requires changing only ONE variable at a time while keeping all others constant. The rate of transpiration is measured by how much water the plant loses over time.</w:t>
             </w:r>
           </w:p>
         </w:tc>
@@ -1224,7 +1224,7 @@
                 <w:sz w:val="18"/>
                 <w:szCs w:val="18"/>
               </w:rPr>
-              <w:t xml:space="preserve">Stomata are the primary route of water vapour exit — up to 90% of transpired water leaves through stomatal pores. The driving force is the water vapour concentration gradient: inside the leaf (sub-stomatal air spaces), the air is nearly 100% saturated with water vapour; outside, it is drier. When guard cells are turgid (daytime, in light), stomata open; when flaccid (night, drought), they close. Wind increases transpiration by continuously replacing the humid air just outside the stomata with drier air, steepening the gradient. High humidity reduces the gradient, slowing transpiration. Pedagogical note: Link to real Kenyan farming concerns — a maize farmer in Kitale during a dry spell sees wilting because transpiration exceeds water absorption; understanding these factors informs irrigation timing decisions.</w:t>
+              <w:t xml:space="preserve">Stomata are small pores, mostly on the underside of leaves, through which water vapour diffuses out of the plant into the surrounding air. The rate of this diffusion depends on the concentration gradient of water vapour between the inside of the leaf and the air outside. Anything that increases that gradient (wind removing vapour, bright light opening stomata wider) speeds transpiration; anything that reduces it (high humidity in a sealed bag, petroleum jelly blocking pores) slows it. This is the final stage of the water journey that began when roots absorbed water from the Kisumu farm soil and xylem carried it to the topmost leaves.</w:t>
             </w:r>
           </w:p>
         </w:tc>
@@ -1277,7 +1277,7 @@
                 <w:sz w:val="18"/>
                 <w:szCs w:val="18"/>
               </w:rPr>
-              <w:t xml:space="preserve">Transpiration Results Analysis: Stomata, Guard Cells, and Environmental Factors</w:t>
+              <w:t xml:space="preserve">Transpiration Data Collection and Analysis: What Patterns Does Our Evidence Reveal?</w:t>
             </w:r>
           </w:p>
         </w:tc>
@@ -1309,7 +1309,7 @@
                 <w:sz w:val="18"/>
                 <w:szCs w:val="18"/>
               </w:rPr>
-              <w:t xml:space="preserve">Students collect and compare the mass-loss data recorded at the end of Lesson 5 across all experimental groups. They also examine microscope slides or printed micrographs of the lower epidermis of a maize leaf, identifying stomatal pores and the paired kidney-shaped guard cells surrounding each pore. Open vs. closed stomata are compared side by side. Teachers display a class data table on the board (or chalkboard) and cold-call 5 students to read out their group's results before the class calculates averages. Students graph transpiration rate (y-axis) against the treatment condition (x-axis) as a bar chart.</w:t>
+              <w:t xml:space="preserve">We observed that the group with high wind lost the most water, the group with blocked stomata (petroleum jelly) lost the least, the group in the sealed polythene bag lost very little, and the group under bright light lost more than the group in shade. We pooled all four group results into one class data table and drew bar graphs showing these differences.</w:t>
             </w:r>
           </w:p>
         </w:tc>
@@ -1341,7 +1341,7 @@
                 <w:sz w:val="18"/>
                 <w:szCs w:val="18"/>
               </w:rPr>
-              <w:t xml:space="preserve">Students learn the detailed mechanism by which guard cells control stomatal opening and closing: when guard cells absorb water by osmosis (due to active uptake of potassium ions in light), they become turgid and their unevenly thickened walls cause them to bow outward, opening the pore; when they lose water (darkness, water stress), they become flaccid and the pore closes. Students also consolidate the relationship between four key environmental factors and transpiration rate — light intensity, temperature, humidity, and wind speed — using their own experimental data as evidence. They practise interpreting bar charts and identifying anomalous results in class data.</w:t>
+              <w:t xml:space="preserve">We learned that the rate of transpiration is controlled by the concentration gradient of water vapour between the inside of a leaf and the surrounding air. Wind increases the rate by sweeping away water vapour outside the stomata, restoring a steep gradient. High humidity reduces the rate by raising the water vapour concentration outside, flattening the gradient. Bright light increases the rate by causing stomata to open wider. Blocking stomata reduces the rate almost to zero.</w:t>
             </w:r>
           </w:p>
         </w:tc>
@@ -1373,7 +1373,7 @@
                 <w:sz w:val="18"/>
                 <w:szCs w:val="18"/>
               </w:rPr>
-              <w:t xml:space="preserve">Guard cell mechanism is a feedback-regulated system: light triggers the H⁺-ATPase pump in guard cells, which actively transports H⁺ out and K⁺ in; raised internal K⁺ concentration lowers water potential inside the guard cell; water enters by osmosis, increasing turgor; the asymmetrically thickened inner wall (thicker on the side facing the pore) means that as the cell swells, it curves outward, widening the pore. This elegant mechanism allows the plant to balance CO₂ uptake for photosynthesis against water loss. Pedagogical note: Emphasise that this lesson closes the experimental loop opened in Lesson 5 — data collection and analysis are separate cognitive phases. Remind students that their graph is evidence they will use on the DQB to answer the driving question's 'what happens to that water in the end?' clause.</w:t>
+              <w:t xml:space="preserve">We explained why water droplets formed inside the sealed polythene bag in Lesson 1: the leaf was continuously losing water vapour through its stomata by diffusion down the concentration gradient, and when the bag trapped that vapour it condensed on the cool inner surface. This shows that transpiration is a continuous, measurable process driven by physical gradients — not a random event — and its rate changes predictably when environmental conditions change.</w:t>
             </w:r>
           </w:p>
         </w:tc>
@@ -1458,7 +1458,7 @@
                 <w:sz w:val="18"/>
                 <w:szCs w:val="18"/>
               </w:rPr>
-              <w:t xml:space="preserve">Students observe and discuss three local scenarios presented as photographs or short case studies: (1) a thermometer placed inside a dense maize crop in Kitale vs. one in an open, bare field on a hot afternoon — the crop reading is cooler; (2) satellite imagery or a map showing that areas around Mount Kenya forests and Aberdare ranges receive higher rainfall than deforested areas nearby (teacher narrates the water cycle connection); (3) a wilted maize plant at midday vs. the same plant in the evening — students observe that wilting is often reversible, suggesting it is a temporary transpiration–absorption imbalance. Teachers cold-call students: 'Name one way a Kenyan farmer could reduce harmful excess transpiration during a drought.'</w:t>
+              <w:t xml:space="preserve">In earlier lessons, learners placed a maize seedling's roots in red-dyed water and observed vivid red rings appearing only in the xylem tissue of a cross-sectioned stem. They also observed water droplets forming on the inside of a sealed polythene bag enclosing a leafy plant cutting placed in afternoon sun — even though no liquid water was added to the bag.</w:t>
             </w:r>
           </w:p>
         </w:tc>
@@ -1490,7 +1490,7 @@
                 <w:sz w:val="18"/>
                 <w:szCs w:val="18"/>
               </w:rPr>
-              <w:t xml:space="preserve">Students learn that transpiration serves three critical functions for the maize plant: (1) COOLING — evaporation of water from leaf surfaces absorbs latent heat, keeping leaf temperatures 2–5°C below ambient air temperature on hot Kenyan afternoons, protecting photosynthetic enzymes; (2) CREATING TRANSPIRATION PULL — the continuous loss of water vapour at the leaf generates a negative pressure (tension) that pulls water up the xylem column from roots to leaves, acting as the main engine of upward water transport (cohesion-tension theory); (3) AIDING MINERAL TRANSPORT — the mass flow of water through xylem carries dissolved mineral salts from roots to all aerial parts of the plant. Students also learn the broader ecological importance: forests and crops release water vapour that contributes to local rainfall patterns and the regional water cycle.</w:t>
+              <w:t xml:space="preserve">Transpiration serves three critical functions for the maize plant: (1) it cools the leaf surface through evaporation, preventing heat damage on hot Kenyan afternoons; (2) it generates the transpiration pull (cohesion-tension mechanism) that is the primary force driving water upward through the xylem against gravity — explaining why the red dye moved upward through those specific channels; and (3) it drives the continuous transpiration stream that carries dissolved mineral salts (such as nitrogen from CAN/Urea and phosphorus from DAP) from the soil, through the roots, and all the way to the topmost leaves. At the landscape scale, transpiration from forests like the Mau Forest feeds water vapour back into the atmosphere, sustaining rainfall patterns that support farming communities across western Kenya and the Lake Victoria basin.</w:t>
             </w:r>
           </w:p>
         </w:tc>
@@ -1522,7 +1522,7 @@
                 <w:sz w:val="18"/>
                 <w:szCs w:val="18"/>
               </w:rPr>
-              <w:t xml:space="preserve">The cohesion-tension theory explains how water reaches the topmost leaves of a tall maize plant against gravity: transpiration at the leaf surface creates a water deficit in mesophyll cells; water is drawn from xylem into mesophyll by osmosis; this creates tension (negative pressure) in the xylem; because water molecules are strongly cohesive (hydrogen bonding) and adhere to xylem walls, the entire water column is pulled up as a continuous thread — like pulling a chain upward by tugging its top link. This theory, formulated by Dixon and Joly, is supported by the observation that cutting a xylem vessel under tension causes an audible click as the column snaps. Pedagogical note: This lesson directly answers BOTH parts of the driving question — the mechanism of upward transport AND the ultimate fate of water (lost as vapour through stomata). Use the DQB to celebrate which questions have now been fully answered and which remain open for Lesson 8.</w:t>
+              <w:t xml:space="preserve">The water that entered the maize plant through its root hair cells — visible as the red dye moving through the xylem rings — ultimately escapes as water vapour through the stomata of the topmost leaves (the water droplets seen on the inside of the polythene bag). This loss is not waste: it is the engine of the entire transport system. Without transpiration pulling water upward through the cohesion-tension mechanism, mineral nutrients dissolved in the soil water could not be delivered to the growing tissues. Responsible farming practices — regular watering to maintain the water column, manuring to improve soil structure and water retention, and careful use of fertilisers (DAP for phosphorus and nitrogen, CAN and Urea for nitrogen) — directly support this transport system and sustain maize crop yields on Kenyan farms.</w:t>
             </w:r>
           </w:p>
         </w:tc>
@@ -1575,7 +1575,7 @@
                 <w:sz w:val="18"/>
                 <w:szCs w:val="18"/>
               </w:rPr>
-              <w:t xml:space="preserve">Synthesis and Assessment: Explaining the Complete Journey of Water in the Maize Plant</w:t>
+              <w:t xml:space="preserve">MODEL BUILDING AND DQB CLOSURE: The Full Journey of Water in a Maize Plant</w:t>
             </w:r>
           </w:p>
         </w:tc>
@@ -1607,7 +1607,7 @@
                 <w:sz w:val="18"/>
                 <w:szCs w:val="18"/>
               </w:rPr>
-              <w:t xml:space="preserve">Students revisit ALL physical evidence and data collected across Lessons 1–7: the red-dye stained stem cross-section, the polythene bag water droplets, the osmosis potato/maize cylinder results, the ring-barking photograph, the transpiration bar charts, and the guard cell micrographs. The teacher displays the original DQB from Lesson 1 and, working as a class, students vote on which questions have been fully answered, partially answered, or remain open. Each student then individually draws and annotates a complete diagram of a maize plant showing the full pathway of water — from soil, through root hair cell, across cortex, into xylem, up to leaf, through stomata, into air — labelling every process: osmosis, active transport, root pressure, capillary action, cohesion-tension, and transpiration.</w:t>
+              <w:t xml:space="preserve">We observed red dye moving upward through the xylem rings of a cut maize stem cross-section, water droplets forming on the inside of a polythene bag enclosing a leafy cutting, transpiration rates changing with wind speed, humidity, and light intensity in our group experiments, and wilting and recovery in plants under water stress — all real phenomena visible in Kenyan school gardens and farms.</w:t>
             </w:r>
           </w:p>
         </w:tc>
@@ -1639,7 +1639,7 @@
                 <w:sz w:val="18"/>
                 <w:szCs w:val="18"/>
               </w:rPr>
-              <w:t xml:space="preserve">Students consolidate the complete, integrated account of water and nutrient transport in a maize plant: water enters via osmosis into root hair cells → crosses the root cortex → enters xylem by osmosis and root pressure → travels up xylem driven primarily by transpiration pull (cohesion-tension) → reaches mesophyll cells in leaves → water vapour exits through stomata as transpiration. Mineral salts enter by active transport alongside water and are carried passively up the xylem. Sugars produced by photosynthesis in leaves are translocated downward through phloem by pressure flow to sinks such as roots, growing cobs, and seeds. Students also articulate the ecological and agricultural significance of these processes for Kenyan farming communities.</w:t>
+              <w:t xml:space="preserve">We learned that water enters root hair cells by osmosis down a water potential gradient, that mineral salts enter by active transport requiring energy, that water travels up the xylem — not the phloem — driven by cohesion-tension and transpiration pull created at the leaf surface, that sugars travel downward and upward through the phloem by translocation from source to sink, that transpiration cools leaves, sustains the transpiration stream carrying minerals to the topmost leaves, and contributes water vapour to regional water cycles such as those sustained by the Mau Forest.</w:t>
             </w:r>
           </w:p>
         </w:tc>
@@ -1671,7 +1671,7 @@
                 <w:sz w:val="18"/>
                 <w:szCs w:val="18"/>
               </w:rPr>
-              <w:t xml:space="preserve">The driving question is now fully answered: a maize plant in a Kenyan farm moves water from soil to topmost leaves through a coordinated system of osmosis, active transport, root pressure, capillary action, and — most powerfully — the cohesion-tension generated by transpiration. Mineral nutrients hitchhike in the xylem water stream. The water's ultimate fate is evaporation as water vapour through open stomata — a process that simultaneously cools the leaf, drives the water column upward, and contributes water vapour to the local atmosphere above Kenyan farmlands. Pedagogical note: The annotated diagram serves as both a formative assessment tool and a cumulative model — teachers should check that every student's diagram includes all six labelled processes and connects back to the original anchoring phenomena (red dye + sweating bag). Award credit for accurate use of Kenyan context (e.g., labelling the soil as 'Rift Valley red soil', the water source as 'irrigation from Mwea canal', or the atmosphere as 'humid air above Kitale maize belt').</w:t>
+              <w:t xml:space="preserve">We explained why only the xylem rings turned red in the maize stem cross-section, why water droplets formed on the polythene bag from evaporation through stomata, why a wilting plant in Mombasa recovers after evening watering through osmosis restoring cell turgor, why DAP fertiliser applied to a Kisumu maize farm reaches the topmost leaves via the transpiration stream, and why cutting a ring of bark around a stem (girdling) kills the plant above the cut by blocking phloem translocation while leaving xylem intact.</w:t>
             </w:r>
           </w:p>
         </w:tc>
@@ -1795,7 +1795,7 @@
         </w:rPr>
         <w:t xml:space="preserve">© 2026 SeaVuria and ARES. This work is licensed under a </w:t>
       </w:r>
-      <w:hyperlink w:history="1" r:id="rId9vipjyehl7-tig3geynym">
+      <w:hyperlink w:history="1" r:id="rIdte_sa7axt4tn1v_ipymoy">
         <w:r>
           <w:rPr>
             <w:rFonts w:ascii="Arial" w:cs="Arial" w:eastAsia="Arial" w:hAnsi="Arial"/>
@@ -1815,7 +1815,7 @@
         </w:rPr>
         <w:t xml:space="preserve"> (</w:t>
       </w:r>
-      <w:hyperlink w:history="1" r:id="rId0xgjdzx4keaxqjosgv_xr">
+      <w:hyperlink w:history="1" r:id="rIdmcsumc4ld0wlom93hduoy">
         <w:r>
           <w:rPr>
             <w:rFonts w:ascii="Arial" w:cs="Arial" w:eastAsia="Arial" w:hAnsi="Arial"/>
@@ -1835,7 +1835,7 @@
         </w:rPr>
         <w:t xml:space="preserve">). To view a copy of this license, visit </w:t>
       </w:r>
-      <w:hyperlink w:history="1" r:id="rIdod3crhqbnjsc-u74rjzy1">
+      <w:hyperlink w:history="1" r:id="rIdxnnz-amtwok4oeb2_ogmd">
         <w:r>
           <w:rPr>
             <w:rFonts w:ascii="Arial" w:cs="Arial" w:eastAsia="Arial" w:hAnsi="Arial"/>

--- a/data/outputs/v2/General_Science/SS1.4_Transport_in_Plants/General_Science_Transport_in_Plants_SummaryTable.docx
+++ b/data/outputs/v2/General_Science/SS1.4_Transport_in_Plants/General_Science_Transport_in_Plants_SummaryTable.docx
@@ -777,7 +777,7 @@
                 <w:sz w:val="18"/>
                 <w:szCs w:val="18"/>
               </w:rPr>
-              <w:t xml:space="preserve">The red-stained rings in the cross-sectionally cut maize stem from Kisumu are xylem vessels — not phloem or any other tissue. Water is able to enter these narrow vessels partly because of adhesive and cohesive forces, analogous to the capillary rise seen in the demonstration. Root hair cells increase the surface area available for water absorption from the soil. These structural observations begin to explain how water moves upward against gravity, though the full mechanism (cohesion-tension theory, transpiration pull) will be established in Lesson 3.</w:t>
+              <w:t xml:space="preserve">The red-stained rings in the cross-sectionally cut maize stem from Kisumu are xylem vessels — not phloem or any other tissue. Water is able to enter these narrow vessels partly because of adhesive and cohesive forces, analogous to the capillary rise seen in the demonstration. Root hair cells increase the surface area available for water absorption from the soil. These structural observations begin to explain how water moves upward against gravity, though the full mechanism (cohesion-tension theory, transpiration pull) will be established in Lesson 7.</w:t>
             </w:r>
           </w:p>
         </w:tc>
@@ -1795,7 +1795,7 @@
         </w:rPr>
         <w:t xml:space="preserve">© 2026 SeaVuria and ARES. This work is licensed under a </w:t>
       </w:r>
-      <w:hyperlink w:history="1" r:id="rIdte_sa7axt4tn1v_ipymoy">
+      <w:hyperlink w:history="1" r:id="rIdtzcdoppoorslx1bodoi2-">
         <w:r>
           <w:rPr>
             <w:rFonts w:ascii="Arial" w:cs="Arial" w:eastAsia="Arial" w:hAnsi="Arial"/>
@@ -1815,7 +1815,7 @@
         </w:rPr>
         <w:t xml:space="preserve"> (</w:t>
       </w:r>
-      <w:hyperlink w:history="1" r:id="rIdmcsumc4ld0wlom93hduoy">
+      <w:hyperlink w:history="1" r:id="rIdilv_f_hzo25m-ct1ebmbb">
         <w:r>
           <w:rPr>
             <w:rFonts w:ascii="Arial" w:cs="Arial" w:eastAsia="Arial" w:hAnsi="Arial"/>
@@ -1835,7 +1835,7 @@
         </w:rPr>
         <w:t xml:space="preserve">). To view a copy of this license, visit </w:t>
       </w:r>
-      <w:hyperlink w:history="1" r:id="rIdxnnz-amtwok4oeb2_ogmd">
+      <w:hyperlink w:history="1" r:id="rIdsxzfjnej1r4yhqqwwkwnr">
         <w:r>
           <w:rPr>
             <w:rFonts w:ascii="Arial" w:cs="Arial" w:eastAsia="Arial" w:hAnsi="Arial"/>

--- a/data/outputs/v2/General_Science/SS1.4_Transport_in_Plants/General_Science_Transport_in_Plants_SummaryTable.docx
+++ b/data/outputs/v2/General_Science/SS1.4_Transport_in_Plants/General_Science_Transport_in_Plants_SummaryTable.docx
@@ -926,7 +926,7 @@
                 <w:sz w:val="18"/>
                 <w:szCs w:val="18"/>
               </w:rPr>
-              <w:t xml:space="preserve">The red dye entered the maize root and rose through the xylem because: (1) osmosis drove water molecules from the relatively dilute soil water into the more concentrated root hair cell vacuole across the semi-permeable membrane; (2) active transport used ATP to pump mineral ions such as phosphate (from DAP) into the root cells against their concentration gradient, further lowering water potential and sustaining the osmotic gradient; and (3) the accumulation of water in the xylem generated root pressure — a hydrostatic push that propelled the dye-coloured water upward through the xylem channels, which is why only the xylem rings (not the phloem or pith) turned red. Our model now explains the ROOT END of the journey. However, root pressure alone may not be sufficient to lift water to the topmost leaves of a two-metre maize plant — this is the unresolved question we carry into Lesson 4.</w:t>
+              <w:t xml:space="preserve">The red dye entered the maize root and rose through the xylem because: (1) osmosis drove water molecules from the relatively dilute soil water into the more concentrated root hair cell vacuole across the semi-permeable membrane; (2) active transport used ATP to pump mineral ions such as phosphate (from DAP) into the root cells against their concentration gradient, further lowering water potential and sustaining the osmotic gradient; and (3) the accumulation of water in the xylem generated root pressure — a hydrostatic push that propelled the dye-coloured water upward through the xylem channels, which is why only the xylem rings (not the phloem or pith) turned red. Our model now explains the ROOT END of the journey. However, root pressure alone may not be sufficient to lift water to the topmost leaves of a two-metre maize plant — this is the unresolved question we carry into Lesson 7.</w:t>
             </w:r>
           </w:p>
         </w:tc>
@@ -1795,7 +1795,7 @@
         </w:rPr>
         <w:t xml:space="preserve">© 2026 SeaVuria and ARES. This work is licensed under a </w:t>
       </w:r>
-      <w:hyperlink w:history="1" r:id="rIdtzcdoppoorslx1bodoi2-">
+      <w:hyperlink w:history="1" r:id="rIdticiu7xkxn1s26hz-h2fe">
         <w:r>
           <w:rPr>
             <w:rFonts w:ascii="Arial" w:cs="Arial" w:eastAsia="Arial" w:hAnsi="Arial"/>
@@ -1815,7 +1815,7 @@
         </w:rPr>
         <w:t xml:space="preserve"> (</w:t>
       </w:r>
-      <w:hyperlink w:history="1" r:id="rIdilv_f_hzo25m-ct1ebmbb">
+      <w:hyperlink w:history="1" r:id="rIdkwbkukrmeprksbkwh56fr">
         <w:r>
           <w:rPr>
             <w:rFonts w:ascii="Arial" w:cs="Arial" w:eastAsia="Arial" w:hAnsi="Arial"/>
@@ -1835,7 +1835,7 @@
         </w:rPr>
         <w:t xml:space="preserve">). To view a copy of this license, visit </w:t>
       </w:r>
-      <w:hyperlink w:history="1" r:id="rIdsxzfjnej1r4yhqqwwkwnr">
+      <w:hyperlink w:history="1" r:id="rIdmpwkaet9oket2emcofjs0">
         <w:r>
           <w:rPr>
             <w:rFonts w:ascii="Arial" w:cs="Arial" w:eastAsia="Arial" w:hAnsi="Arial"/>

--- a/data/outputs/v2/General_Science/SS1.4_Transport_in_Plants/General_Science_Transport_in_Plants_SummaryTable.docx
+++ b/data/outputs/v2/General_Science/SS1.4_Transport_in_Plants/General_Science_Transport_in_Plants_SummaryTable.docx
@@ -1795,7 +1795,7 @@
         </w:rPr>
         <w:t xml:space="preserve">© 2026 SeaVuria and ARES. This work is licensed under a </w:t>
       </w:r>
-      <w:hyperlink w:history="1" r:id="rIdticiu7xkxn1s26hz-h2fe">
+      <w:hyperlink w:history="1" r:id="rId65fhe3bci6h_oegebift4">
         <w:r>
           <w:rPr>
             <w:rFonts w:ascii="Arial" w:cs="Arial" w:eastAsia="Arial" w:hAnsi="Arial"/>
@@ -1815,7 +1815,7 @@
         </w:rPr>
         <w:t xml:space="preserve"> (</w:t>
       </w:r>
-      <w:hyperlink w:history="1" r:id="rIdkwbkukrmeprksbkwh56fr">
+      <w:hyperlink w:history="1" r:id="rIdcymzimojqtixz-vzax0fc">
         <w:r>
           <w:rPr>
             <w:rFonts w:ascii="Arial" w:cs="Arial" w:eastAsia="Arial" w:hAnsi="Arial"/>
@@ -1835,7 +1835,7 @@
         </w:rPr>
         <w:t xml:space="preserve">). To view a copy of this license, visit </w:t>
       </w:r>
-      <w:hyperlink w:history="1" r:id="rIdmpwkaet9oket2emcofjs0">
+      <w:hyperlink w:history="1" r:id="rIdtku_zyi_v58mfl36jmdcy">
         <w:r>
           <w:rPr>
             <w:rFonts w:ascii="Arial" w:cs="Arial" w:eastAsia="Arial" w:hAnsi="Arial"/>

--- a/data/outputs/v2/General_Science/SS1.4_Transport_in_Plants/General_Science_Transport_in_Plants_SummaryTable.docx
+++ b/data/outputs/v2/General_Science/SS1.4_Transport_in_Plants/General_Science_Transport_in_Plants_SummaryTable.docx
@@ -1795,7 +1795,7 @@
         </w:rPr>
         <w:t xml:space="preserve">© 2026 SeaVuria and ARES. This work is licensed under a </w:t>
       </w:r>
-      <w:hyperlink w:history="1" r:id="rId65fhe3bci6h_oegebift4">
+      <w:hyperlink w:history="1" r:id="rId1i2wlmtlmjbofes3al370">
         <w:r>
           <w:rPr>
             <w:rFonts w:ascii="Arial" w:cs="Arial" w:eastAsia="Arial" w:hAnsi="Arial"/>
@@ -1815,7 +1815,7 @@
         </w:rPr>
         <w:t xml:space="preserve"> (</w:t>
       </w:r>
-      <w:hyperlink w:history="1" r:id="rIdcymzimojqtixz-vzax0fc">
+      <w:hyperlink w:history="1" r:id="rId0kh_0hqymp6zqkdkx4vw7">
         <w:r>
           <w:rPr>
             <w:rFonts w:ascii="Arial" w:cs="Arial" w:eastAsia="Arial" w:hAnsi="Arial"/>
@@ -1835,7 +1835,7 @@
         </w:rPr>
         <w:t xml:space="preserve">). To view a copy of this license, visit </w:t>
       </w:r>
-      <w:hyperlink w:history="1" r:id="rIdtku_zyi_v58mfl36jmdcy">
+      <w:hyperlink w:history="1" r:id="rIdwt6qfyl79qjv7ypioee20">
         <w:r>
           <w:rPr>
             <w:rFonts w:ascii="Arial" w:cs="Arial" w:eastAsia="Arial" w:hAnsi="Arial"/>

--- a/data/outputs/v2/General_Science/SS1.4_Transport_in_Plants/General_Science_Transport_in_Plants_SummaryTable.docx
+++ b/data/outputs/v2/General_Science/SS1.4_Transport_in_Plants/General_Science_Transport_in_Plants_SummaryTable.docx
@@ -4,6 +4,7 @@
   <w:body>
     <w:p>
       <w:pPr>
+        <w:keepNext w:val="false"/>
         <w:spacing w:after="30" w:before="0"/>
         <w:jc w:val="center"/>
       </w:pPr>
@@ -23,6 +24,7 @@
     </w:p>
     <w:p>
       <w:pPr>
+        <w:keepNext w:val="false"/>
         <w:spacing w:after="60" w:before="0"/>
         <w:jc w:val="center"/>
       </w:pPr>
@@ -81,6 +83,7 @@
           </w:tcPr>
           <w:p>
             <w:pPr>
+              <w:keepNext w:val="false"/>
               <w:spacing w:after="40" w:before="0"/>
               <w:jc w:val="center"/>
             </w:pPr>
@@ -115,6 +118,7 @@
           </w:tcPr>
           <w:p>
             <w:pPr>
+              <w:keepNext w:val="false"/>
               <w:spacing w:after="40" w:before="0"/>
               <w:jc w:val="left"/>
             </w:pPr>
@@ -147,6 +151,7 @@
           </w:tcPr>
           <w:p>
             <w:pPr>
+              <w:keepNext w:val="false"/>
               <w:spacing w:after="40" w:before="0"/>
               <w:jc w:val="left"/>
             </w:pPr>
@@ -181,6 +186,7 @@
           </w:tcPr>
           <w:p>
             <w:pPr>
+              <w:keepNext w:val="false"/>
               <w:spacing w:after="40" w:before="0"/>
               <w:jc w:val="left"/>
             </w:pPr>
@@ -213,6 +219,7 @@
           </w:tcPr>
           <w:p>
             <w:pPr>
+              <w:keepNext w:val="false"/>
               <w:spacing w:after="40" w:before="0"/>
               <w:jc w:val="left"/>
             </w:pPr>
@@ -273,6 +280,7 @@
           </w:tcPr>
           <w:p>
             <w:pPr>
+              <w:keepNext w:val="false"/>
               <w:spacing w:after="40" w:before="0"/>
               <w:jc w:val="center"/>
             </w:pPr>
@@ -307,6 +315,7 @@
           </w:tcPr>
           <w:p>
             <w:pPr>
+              <w:keepNext w:val="false"/>
               <w:spacing w:after="40" w:before="0"/>
               <w:jc w:val="left"/>
             </w:pPr>
@@ -369,6 +378,7 @@
           </w:tcPr>
           <w:p>
             <w:pPr>
+              <w:keepNext w:val="false"/>
               <w:spacing w:after="40" w:before="0"/>
               <w:jc w:val="left"/>
             </w:pPr>
@@ -401,6 +411,7 @@
           </w:tcPr>
           <w:p>
             <w:pPr>
+              <w:keepNext w:val="false"/>
               <w:spacing w:after="40" w:before="0"/>
               <w:jc w:val="left"/>
             </w:pPr>
@@ -433,6 +444,7 @@
           </w:tcPr>
           <w:p>
             <w:pPr>
+              <w:keepNext w:val="false"/>
               <w:spacing w:after="40" w:before="0"/>
               <w:jc w:val="left"/>
             </w:pPr>
@@ -465,6 +477,7 @@
           </w:tcPr>
           <w:p>
             <w:pPr>
+              <w:keepNext w:val="false"/>
               <w:spacing w:after="40" w:before="0"/>
               <w:jc w:val="left"/>
             </w:pPr>
@@ -499,6 +512,7 @@
           </w:tcPr>
           <w:p>
             <w:pPr>
+              <w:keepNext w:val="false"/>
               <w:spacing w:after="40" w:before="0"/>
               <w:jc w:val="left"/>
             </w:pPr>
@@ -518,6 +532,7 @@
           </w:p>
           <w:p>
             <w:pPr>
+              <w:keepNext w:val="false"/>
               <w:spacing w:after="40" w:before="0"/>
               <w:jc w:val="left"/>
             </w:pPr>
@@ -550,6 +565,7 @@
           </w:tcPr>
           <w:p>
             <w:pPr>
+              <w:keepNext w:val="false"/>
               <w:spacing w:after="40" w:before="0"/>
               <w:jc w:val="left"/>
             </w:pPr>
@@ -582,6 +598,7 @@
           </w:tcPr>
           <w:p>
             <w:pPr>
+              <w:keepNext w:val="false"/>
               <w:spacing w:after="40" w:before="0"/>
               <w:jc w:val="left"/>
             </w:pPr>
@@ -614,6 +631,7 @@
           </w:tcPr>
           <w:p>
             <w:pPr>
+              <w:keepNext w:val="false"/>
               <w:spacing w:after="40" w:before="0"/>
               <w:jc w:val="left"/>
             </w:pPr>
@@ -648,6 +666,7 @@
           </w:tcPr>
           <w:p>
             <w:pPr>
+              <w:keepNext w:val="false"/>
               <w:spacing w:after="40" w:before="0"/>
               <w:jc w:val="left"/>
             </w:pPr>
@@ -667,6 +686,7 @@
           </w:p>
           <w:p>
             <w:pPr>
+              <w:keepNext w:val="false"/>
               <w:spacing w:after="40" w:before="0"/>
               <w:jc w:val="left"/>
             </w:pPr>
@@ -699,6 +719,7 @@
           </w:tcPr>
           <w:p>
             <w:pPr>
+              <w:keepNext w:val="false"/>
               <w:spacing w:after="40" w:before="0"/>
               <w:jc w:val="left"/>
             </w:pPr>
@@ -731,6 +752,7 @@
           </w:tcPr>
           <w:p>
             <w:pPr>
+              <w:keepNext w:val="false"/>
               <w:spacing w:after="40" w:before="0"/>
               <w:jc w:val="left"/>
             </w:pPr>
@@ -763,6 +785,7 @@
           </w:tcPr>
           <w:p>
             <w:pPr>
+              <w:keepNext w:val="false"/>
               <w:spacing w:after="40" w:before="0"/>
               <w:jc w:val="left"/>
             </w:pPr>
@@ -797,6 +820,7 @@
           </w:tcPr>
           <w:p>
             <w:pPr>
+              <w:keepNext w:val="false"/>
               <w:spacing w:after="40" w:before="0"/>
               <w:jc w:val="left"/>
             </w:pPr>
@@ -816,6 +840,7 @@
           </w:p>
           <w:p>
             <w:pPr>
+              <w:keepNext w:val="false"/>
               <w:spacing w:after="40" w:before="0"/>
               <w:jc w:val="left"/>
             </w:pPr>
@@ -848,6 +873,7 @@
           </w:tcPr>
           <w:p>
             <w:pPr>
+              <w:keepNext w:val="false"/>
               <w:spacing w:after="40" w:before="0"/>
               <w:jc w:val="left"/>
             </w:pPr>
@@ -880,6 +906,7 @@
           </w:tcPr>
           <w:p>
             <w:pPr>
+              <w:keepNext w:val="false"/>
               <w:spacing w:after="40" w:before="0"/>
               <w:jc w:val="left"/>
             </w:pPr>
@@ -912,6 +939,7 @@
           </w:tcPr>
           <w:p>
             <w:pPr>
+              <w:keepNext w:val="false"/>
               <w:spacing w:after="40" w:before="0"/>
               <w:jc w:val="left"/>
             </w:pPr>
@@ -946,6 +974,7 @@
           </w:tcPr>
           <w:p>
             <w:pPr>
+              <w:keepNext w:val="false"/>
               <w:spacing w:after="40" w:before="0"/>
               <w:jc w:val="left"/>
             </w:pPr>
@@ -965,6 +994,7 @@
           </w:p>
           <w:p>
             <w:pPr>
+              <w:keepNext w:val="false"/>
               <w:spacing w:after="40" w:before="0"/>
               <w:jc w:val="left"/>
             </w:pPr>
@@ -997,6 +1027,7 @@
           </w:tcPr>
           <w:p>
             <w:pPr>
+              <w:keepNext w:val="false"/>
               <w:spacing w:after="40" w:before="0"/>
               <w:jc w:val="left"/>
             </w:pPr>
@@ -1029,6 +1060,7 @@
           </w:tcPr>
           <w:p>
             <w:pPr>
+              <w:keepNext w:val="false"/>
               <w:spacing w:after="40" w:before="0"/>
               <w:jc w:val="left"/>
             </w:pPr>
@@ -1061,6 +1093,7 @@
           </w:tcPr>
           <w:p>
             <w:pPr>
+              <w:keepNext w:val="false"/>
               <w:spacing w:after="40" w:before="0"/>
               <w:jc w:val="left"/>
             </w:pPr>
@@ -1095,6 +1128,7 @@
           </w:tcPr>
           <w:p>
             <w:pPr>
+              <w:keepNext w:val="false"/>
               <w:spacing w:after="40" w:before="0"/>
               <w:jc w:val="left"/>
             </w:pPr>
@@ -1114,6 +1148,7 @@
           </w:p>
           <w:p>
             <w:pPr>
+              <w:keepNext w:val="false"/>
               <w:spacing w:after="40" w:before="0"/>
               <w:jc w:val="left"/>
             </w:pPr>
@@ -1146,6 +1181,7 @@
           </w:tcPr>
           <w:p>
             <w:pPr>
+              <w:keepNext w:val="false"/>
               <w:spacing w:after="40" w:before="0"/>
               <w:jc w:val="left"/>
             </w:pPr>
@@ -1178,6 +1214,7 @@
           </w:tcPr>
           <w:p>
             <w:pPr>
+              <w:keepNext w:val="false"/>
               <w:spacing w:after="40" w:before="0"/>
               <w:jc w:val="left"/>
             </w:pPr>
@@ -1210,6 +1247,7 @@
           </w:tcPr>
           <w:p>
             <w:pPr>
+              <w:keepNext w:val="false"/>
               <w:spacing w:after="40" w:before="0"/>
               <w:jc w:val="left"/>
             </w:pPr>
@@ -1244,6 +1282,7 @@
           </w:tcPr>
           <w:p>
             <w:pPr>
+              <w:keepNext w:val="false"/>
               <w:spacing w:after="40" w:before="0"/>
               <w:jc w:val="left"/>
             </w:pPr>
@@ -1263,6 +1302,7 @@
           </w:p>
           <w:p>
             <w:pPr>
+              <w:keepNext w:val="false"/>
               <w:spacing w:after="40" w:before="0"/>
               <w:jc w:val="left"/>
             </w:pPr>
@@ -1295,6 +1335,7 @@
           </w:tcPr>
           <w:p>
             <w:pPr>
+              <w:keepNext w:val="false"/>
               <w:spacing w:after="40" w:before="0"/>
               <w:jc w:val="left"/>
             </w:pPr>
@@ -1327,6 +1368,7 @@
           </w:tcPr>
           <w:p>
             <w:pPr>
+              <w:keepNext w:val="false"/>
               <w:spacing w:after="40" w:before="0"/>
               <w:jc w:val="left"/>
             </w:pPr>
@@ -1359,6 +1401,7 @@
           </w:tcPr>
           <w:p>
             <w:pPr>
+              <w:keepNext w:val="false"/>
               <w:spacing w:after="40" w:before="0"/>
               <w:jc w:val="left"/>
             </w:pPr>
@@ -1393,6 +1436,7 @@
           </w:tcPr>
           <w:p>
             <w:pPr>
+              <w:keepNext w:val="false"/>
               <w:spacing w:after="40" w:before="0"/>
               <w:jc w:val="left"/>
             </w:pPr>
@@ -1412,6 +1456,7 @@
           </w:p>
           <w:p>
             <w:pPr>
+              <w:keepNext w:val="false"/>
               <w:spacing w:after="40" w:before="0"/>
               <w:jc w:val="left"/>
             </w:pPr>
@@ -1444,6 +1489,7 @@
           </w:tcPr>
           <w:p>
             <w:pPr>
+              <w:keepNext w:val="false"/>
               <w:spacing w:after="40" w:before="0"/>
               <w:jc w:val="left"/>
             </w:pPr>
@@ -1476,6 +1522,7 @@
           </w:tcPr>
           <w:p>
             <w:pPr>
+              <w:keepNext w:val="false"/>
               <w:spacing w:after="40" w:before="0"/>
               <w:jc w:val="left"/>
             </w:pPr>
@@ -1508,6 +1555,7 @@
           </w:tcPr>
           <w:p>
             <w:pPr>
+              <w:keepNext w:val="false"/>
               <w:spacing w:after="40" w:before="0"/>
               <w:jc w:val="left"/>
             </w:pPr>
@@ -1542,6 +1590,7 @@
           </w:tcPr>
           <w:p>
             <w:pPr>
+              <w:keepNext w:val="false"/>
               <w:spacing w:after="40" w:before="0"/>
               <w:jc w:val="left"/>
             </w:pPr>
@@ -1561,6 +1610,7 @@
           </w:p>
           <w:p>
             <w:pPr>
+              <w:keepNext w:val="false"/>
               <w:spacing w:after="40" w:before="0"/>
               <w:jc w:val="left"/>
             </w:pPr>
@@ -1593,6 +1643,7 @@
           </w:tcPr>
           <w:p>
             <w:pPr>
+              <w:keepNext w:val="false"/>
               <w:spacing w:after="40" w:before="0"/>
               <w:jc w:val="left"/>
             </w:pPr>
@@ -1625,6 +1676,7 @@
           </w:tcPr>
           <w:p>
             <w:pPr>
+              <w:keepNext w:val="false"/>
               <w:spacing w:after="40" w:before="0"/>
               <w:jc w:val="left"/>
             </w:pPr>
@@ -1657,6 +1709,7 @@
           </w:tcPr>
           <w:p>
             <w:pPr>
+              <w:keepNext w:val="false"/>
               <w:spacing w:after="40" w:before="0"/>
               <w:jc w:val="left"/>
             </w:pPr>
@@ -1795,7 +1848,7 @@
         </w:rPr>
         <w:t xml:space="preserve">© 2026 SeaVuria and ARES. This work is licensed under a </w:t>
       </w:r>
-      <w:hyperlink w:history="1" r:id="rId1i2wlmtlmjbofes3al370">
+      <w:hyperlink w:history="1" r:id="rId6vcu839twgkf3qrjvfe3b">
         <w:r>
           <w:rPr>
             <w:rFonts w:ascii="Arial" w:cs="Arial" w:eastAsia="Arial" w:hAnsi="Arial"/>
@@ -1815,7 +1868,7 @@
         </w:rPr>
         <w:t xml:space="preserve"> (</w:t>
       </w:r>
-      <w:hyperlink w:history="1" r:id="rId0kh_0hqymp6zqkdkx4vw7">
+      <w:hyperlink w:history="1" r:id="rIdixqwr8ruvr0rjnrucnyf5">
         <w:r>
           <w:rPr>
             <w:rFonts w:ascii="Arial" w:cs="Arial" w:eastAsia="Arial" w:hAnsi="Arial"/>
@@ -1835,7 +1888,7 @@
         </w:rPr>
         <w:t xml:space="preserve">). To view a copy of this license, visit </w:t>
       </w:r>
-      <w:hyperlink w:history="1" r:id="rIdwt6qfyl79qjv7ypioee20">
+      <w:hyperlink w:history="1" r:id="rIdfv6br6iqbkr3bf8ihzvms">
         <w:r>
           <w:rPr>
             <w:rFonts w:ascii="Arial" w:cs="Arial" w:eastAsia="Arial" w:hAnsi="Arial"/>

--- a/data/outputs/v2/General_Science/SS1.4_Transport_in_Plants/General_Science_Transport_in_Plants_SummaryTable.docx
+++ b/data/outputs/v2/General_Science/SS1.4_Transport_in_Plants/General_Science_Transport_in_Plants_SummaryTable.docx
@@ -1848,7 +1848,7 @@
         </w:rPr>
         <w:t xml:space="preserve">© 2026 SeaVuria and ARES. This work is licensed under a </w:t>
       </w:r>
-      <w:hyperlink w:history="1" r:id="rId6vcu839twgkf3qrjvfe3b">
+      <w:hyperlink w:history="1" r:id="rIdpx74n5zdcfg-7jcvbguua">
         <w:r>
           <w:rPr>
             <w:rFonts w:ascii="Arial" w:cs="Arial" w:eastAsia="Arial" w:hAnsi="Arial"/>
@@ -1868,7 +1868,7 @@
         </w:rPr>
         <w:t xml:space="preserve"> (</w:t>
       </w:r>
-      <w:hyperlink w:history="1" r:id="rIdixqwr8ruvr0rjnrucnyf5">
+      <w:hyperlink w:history="1" r:id="rId5rqxrb_folevqf6tvclpp">
         <w:r>
           <w:rPr>
             <w:rFonts w:ascii="Arial" w:cs="Arial" w:eastAsia="Arial" w:hAnsi="Arial"/>
@@ -1888,7 +1888,7 @@
         </w:rPr>
         <w:t xml:space="preserve">). To view a copy of this license, visit </w:t>
       </w:r>
-      <w:hyperlink w:history="1" r:id="rIdfv6br6iqbkr3bf8ihzvms">
+      <w:hyperlink w:history="1" r:id="rIdfnloes1r51meben4kn_fv">
         <w:r>
           <w:rPr>
             <w:rFonts w:ascii="Arial" w:cs="Arial" w:eastAsia="Arial" w:hAnsi="Arial"/>
